--- a/Part One/Importance Analysis/代码.docx
+++ b/Part One/Importance Analysis/代码.docx
@@ -25,7 +25,7 @@
         <w:rPr>
           <w:rFonts w:hint="eastAsia"/>
         </w:rPr>
-        <w:t># SCI 顶刊版：水分梯度 nirS XGBoost+SHAP (10大指标齐聚 + 自动提取正负驱动方向)</w:t>
+        <w:t># SCI 顶刊版：水分梯度 nirS XGBoost+SHAP (严格复用 nirK 架构，仅替换目标)</w:t>
       </w:r>
     </w:p>
     <w:p>
@@ -182,20 +182,20 @@
         <w:rPr>
           <w:rFonts w:hint="eastAsia"/>
         </w:rPr>
-        <w:t># 2. 匹配 10 个核心指标和标签美化字典</w:t>
-      </w:r>
-    </w:p>
-    <w:p>
-      <w:pPr>
-        <w:rPr>
-          <w:rFonts w:hint="eastAsia"/>
-        </w:rPr>
-      </w:pPr>
-      <w:r>
-        <w:rPr>
-          <w:rFonts w:hint="eastAsia"/>
-        </w:rPr>
-        <w:t>core_envs &lt;- c("MAT", "MAP", "Temperature", "Moisture_Mean", "pH_Mean",</w:t>
+        <w:t># 2. 匹配 10 个核心指标和标签美化字典 (原封不动)</w:t>
+      </w:r>
+    </w:p>
+    <w:p>
+      <w:pPr>
+        <w:rPr>
+          <w:rFonts w:hint="eastAsia"/>
+        </w:rPr>
+      </w:pPr>
+      <w:r>
+        <w:rPr>
+          <w:rFonts w:hint="eastAsia"/>
+        </w:rPr>
+        <w:t xml:space="preserve">core_envs &lt;- c("MAT", "MAP", "Temperature", "Moisture_Mean", "pH_Mean", </w:t>
       </w:r>
     </w:p>
     <w:p>
@@ -241,20 +241,20 @@
         <w:rPr>
           <w:rFonts w:hint="eastAsia"/>
         </w:rPr>
-        <w:t xml:space="preserve">  "MAT" = "MAT",</w:t>
-      </w:r>
-    </w:p>
-    <w:p>
-      <w:pPr>
-        <w:rPr>
-          <w:rFonts w:hint="eastAsia"/>
-        </w:rPr>
-      </w:pPr>
-      <w:r>
-        <w:rPr>
-          <w:rFonts w:hint="eastAsia"/>
-        </w:rPr>
-        <w:t xml:space="preserve">  "MAP" = "MAP",</w:t>
+        <w:t xml:space="preserve">  "MAT" = "MAT", </w:t>
+      </w:r>
+    </w:p>
+    <w:p>
+      <w:pPr>
+        <w:rPr>
+          <w:rFonts w:hint="eastAsia"/>
+        </w:rPr>
+      </w:pPr>
+      <w:r>
+        <w:rPr>
+          <w:rFonts w:hint="eastAsia"/>
+        </w:rPr>
+        <w:t xml:space="preserve">  "MAP" = "MAP", </w:t>
       </w:r>
     </w:p>
     <w:p>
@@ -293,72 +293,72 @@
         <w:rPr>
           <w:rFonts w:hint="eastAsia"/>
         </w:rPr>
-        <w:t xml:space="preserve">  "pH_Mean" = "pH",</w:t>
-      </w:r>
-    </w:p>
-    <w:p>
-      <w:pPr>
-        <w:rPr>
-          <w:rFonts w:hint="eastAsia"/>
-        </w:rPr>
-      </w:pPr>
-      <w:r>
-        <w:rPr>
-          <w:rFonts w:hint="eastAsia"/>
-        </w:rPr>
-        <w:t xml:space="preserve">  "SOC_Mean" = "SOC",</w:t>
-      </w:r>
-    </w:p>
-    <w:p>
-      <w:pPr>
-        <w:rPr>
-          <w:rFonts w:hint="eastAsia"/>
-        </w:rPr>
-      </w:pPr>
-      <w:r>
-        <w:rPr>
-          <w:rFonts w:hint="eastAsia"/>
-        </w:rPr>
-        <w:t xml:space="preserve">  "TN_Mean" = "TN",</w:t>
-      </w:r>
-    </w:p>
-    <w:p>
-      <w:pPr>
-        <w:rPr>
-          <w:rFonts w:hint="eastAsia"/>
-        </w:rPr>
-      </w:pPr>
-      <w:r>
-        <w:rPr>
-          <w:rFonts w:hint="eastAsia"/>
-        </w:rPr>
-        <w:t xml:space="preserve">  "SOC/TN_Mean" = "SOC/TN",</w:t>
-      </w:r>
-    </w:p>
-    <w:p>
-      <w:pPr>
-        <w:rPr>
-          <w:rFonts w:hint="eastAsia"/>
-        </w:rPr>
-      </w:pPr>
-      <w:r>
-        <w:rPr>
-          <w:rFonts w:hint="eastAsia"/>
-        </w:rPr>
-        <w:t xml:space="preserve">  "NO3-_Mean" = "NO&lt;sub&gt;3&lt;/sub&gt;&lt;sup&gt;-&lt;/sup&gt;",</w:t>
-      </w:r>
-    </w:p>
-    <w:p>
-      <w:pPr>
-        <w:rPr>
-          <w:rFonts w:hint="eastAsia"/>
-        </w:rPr>
-      </w:pPr>
-      <w:r>
-        <w:rPr>
-          <w:rFonts w:hint="eastAsia"/>
-        </w:rPr>
-        <w:t xml:space="preserve">  "NH4+_Mean" = "NH&lt;sub&gt;4&lt;/sub&gt;&lt;sup&gt;+&lt;/sup&gt;"</w:t>
+        <w:t xml:space="preserve">  "pH_Mean" = "pH", </w:t>
+      </w:r>
+    </w:p>
+    <w:p>
+      <w:pPr>
+        <w:rPr>
+          <w:rFonts w:hint="eastAsia"/>
+        </w:rPr>
+      </w:pPr>
+      <w:r>
+        <w:rPr>
+          <w:rFonts w:hint="eastAsia"/>
+        </w:rPr>
+        <w:t xml:space="preserve">  "SOC_Mean" = "SOC", </w:t>
+      </w:r>
+    </w:p>
+    <w:p>
+      <w:pPr>
+        <w:rPr>
+          <w:rFonts w:hint="eastAsia"/>
+        </w:rPr>
+      </w:pPr>
+      <w:r>
+        <w:rPr>
+          <w:rFonts w:hint="eastAsia"/>
+        </w:rPr>
+        <w:t xml:space="preserve">  "TN_Mean" = "TN", </w:t>
+      </w:r>
+    </w:p>
+    <w:p>
+      <w:pPr>
+        <w:rPr>
+          <w:rFonts w:hint="eastAsia"/>
+        </w:rPr>
+      </w:pPr>
+      <w:r>
+        <w:rPr>
+          <w:rFonts w:hint="eastAsia"/>
+        </w:rPr>
+        <w:t xml:space="preserve">  "SOC/TN_Mean" = "SOC/TN",   </w:t>
+      </w:r>
+    </w:p>
+    <w:p>
+      <w:pPr>
+        <w:rPr>
+          <w:rFonts w:hint="eastAsia"/>
+        </w:rPr>
+      </w:pPr>
+      <w:r>
+        <w:rPr>
+          <w:rFonts w:hint="eastAsia"/>
+        </w:rPr>
+        <w:t xml:space="preserve">  "NO3-_Mean" = "NO&lt;sub&gt;3&lt;/sub&gt;&lt;sup&gt;-&lt;/sup&gt;",  </w:t>
+      </w:r>
+    </w:p>
+    <w:p>
+      <w:pPr>
+        <w:rPr>
+          <w:rFonts w:hint="eastAsia"/>
+        </w:rPr>
+      </w:pPr>
+      <w:r>
+        <w:rPr>
+          <w:rFonts w:hint="eastAsia"/>
+        </w:rPr>
+        <w:t xml:space="preserve">  "NH4+_Mean" = "NH&lt;sub&gt;4&lt;/sub&gt;&lt;sup&gt;+&lt;/sup&gt;"   </w:t>
       </w:r>
     </w:p>
     <w:p>
@@ -391,7 +391,33 @@
         <w:rPr>
           <w:rFonts w:hint="eastAsia"/>
         </w:rPr>
-        <w:t># ★★★ 替换为 nirS 目标基因 ★★★</w:t>
+        <w:t># ---------------------------------------------------------</w:t>
+      </w:r>
+    </w:p>
+    <w:p>
+      <w:pPr>
+        <w:rPr>
+          <w:rFonts w:hint="eastAsia"/>
+        </w:rPr>
+      </w:pPr>
+      <w:r>
+        <w:rPr>
+          <w:rFonts w:hint="eastAsia"/>
+        </w:rPr>
+        <w:t># 【修改点 1】：目标基因改为 nirS_Mean</w:t>
+      </w:r>
+    </w:p>
+    <w:p>
+      <w:pPr>
+        <w:rPr>
+          <w:rFonts w:hint="eastAsia"/>
+        </w:rPr>
+      </w:pPr>
+      <w:r>
+        <w:rPr>
+          <w:rFonts w:hint="eastAsia"/>
+        </w:rPr>
+        <w:t># ---------------------------------------------------------</w:t>
       </w:r>
     </w:p>
     <w:p>
@@ -417,27 +443,27 @@
         <w:rPr>
           <w:rFonts w:hint="eastAsia"/>
         </w:rPr>
-        <w:t xml:space="preserve">group_col &lt;- colnames(df_raw)[1] </w:t>
-      </w:r>
-    </w:p>
-    <w:p>
-      <w:pPr>
-        <w:rPr>
-          <w:rFonts w:hint="eastAsia"/>
-        </w:rPr>
-      </w:pPr>
-    </w:p>
-    <w:p>
-      <w:pPr>
-        <w:rPr>
-          <w:rFonts w:hint="eastAsia"/>
-        </w:rPr>
-      </w:pPr>
-      <w:r>
-        <w:rPr>
-          <w:rFonts w:hint="eastAsia"/>
-        </w:rPr>
-        <w:t># 3. 数据准备：匹配数据并做 Log10 转换 (保持与 nirK 一致的对数化规则)</w:t>
+        <w:t>group_col &lt;- colnames(df_raw)[1]</w:t>
+      </w:r>
+    </w:p>
+    <w:p>
+      <w:pPr>
+        <w:rPr>
+          <w:rFonts w:hint="eastAsia"/>
+        </w:rPr>
+      </w:pPr>
+    </w:p>
+    <w:p>
+      <w:pPr>
+        <w:rPr>
+          <w:rFonts w:hint="eastAsia"/>
+        </w:rPr>
+      </w:pPr>
+      <w:r>
+        <w:rPr>
+          <w:rFonts w:hint="eastAsia"/>
+        </w:rPr>
+        <w:t># 3. 数据准备：做 Log10 转换 (原封不动)</w:t>
       </w:r>
     </w:p>
     <w:p>
@@ -463,7 +489,7 @@
         <w:rPr>
           <w:rFonts w:hint="eastAsia"/>
         </w:rPr>
-        <w:t xml:space="preserve">  mutate(across(all_of(c(target_gene, "MAP", "Moisture_Mean", "SOC_Mean", "TN_Mean", "NO3-_Mean", "NH4+_Mean")),</w:t>
+        <w:t xml:space="preserve">  mutate(across(all_of(c(target_gene, "MAP", "Moisture_Mean", "SOC_Mean", "TN_Mean", "NO3-_Mean", "NH4+_Mean")), </w:t>
       </w:r>
     </w:p>
     <w:p>
@@ -509,7 +535,33 @@
         <w:rPr>
           <w:rFonts w:hint="eastAsia"/>
         </w:rPr>
-        <w:t># ★★★ 自动创建独立的 nirS 输出文件夹 ★★★</w:t>
+        <w:t># ---------------------------------------------------------</w:t>
+      </w:r>
+    </w:p>
+    <w:p>
+      <w:pPr>
+        <w:rPr>
+          <w:rFonts w:hint="eastAsia"/>
+        </w:rPr>
+      </w:pPr>
+      <w:r>
+        <w:rPr>
+          <w:rFonts w:hint="eastAsia"/>
+        </w:rPr>
+        <w:t># 【修改点 2】：输出文件夹改为 nirS</w:t>
+      </w:r>
+    </w:p>
+    <w:p>
+      <w:pPr>
+        <w:rPr>
+          <w:rFonts w:hint="eastAsia"/>
+        </w:rPr>
+      </w:pPr>
+      <w:r>
+        <w:rPr>
+          <w:rFonts w:hint="eastAsia"/>
+        </w:rPr>
+        <w:t># ---------------------------------------------------------</w:t>
       </w:r>
     </w:p>
     <w:p>
@@ -555,40 +607,7 @@
         <w:rPr>
           <w:rFonts w:hint="eastAsia"/>
         </w:rPr>
-        <w:t># 创建一个空列表，用于收集提取出的数值和方向</w:t>
-      </w:r>
-    </w:p>
-    <w:p>
-      <w:pPr>
-        <w:rPr>
-          <w:rFonts w:hint="eastAsia"/>
-        </w:rPr>
-      </w:pPr>
-      <w:r>
-        <w:rPr>
-          <w:rFonts w:hint="eastAsia"/>
-        </w:rPr>
-        <w:t>shap_summary_list &lt;- list()</w:t>
-      </w:r>
-    </w:p>
-    <w:p>
-      <w:pPr>
-        <w:rPr>
-          <w:rFonts w:hint="eastAsia"/>
-        </w:rPr>
-      </w:pPr>
-    </w:p>
-    <w:p>
-      <w:pPr>
-        <w:rPr>
-          <w:rFonts w:hint="eastAsia"/>
-        </w:rPr>
-      </w:pPr>
-      <w:r>
-        <w:rPr>
-          <w:rFonts w:hint="eastAsia"/>
-        </w:rPr>
-        <w:t># 4. 循环构建模型并画图</w:t>
+        <w:t># 4. 循环构建模型并画图 (循环和排版代码一字未改)</w:t>
       </w:r>
     </w:p>
     <w:p>
@@ -712,20 +731,7 @@
         <w:rPr>
           <w:rFonts w:hint="eastAsia"/>
         </w:rPr>
-        <w:t xml:space="preserve">  # 剔除目标变量 (Y) 产生的 NA 和 Inf；保留环境因子 (X) 的 NA 给 XGBoost</w:t>
-      </w:r>
-    </w:p>
-    <w:p>
-      <w:pPr>
-        <w:rPr>
-          <w:rFonts w:hint="eastAsia"/>
-        </w:rPr>
-      </w:pPr>
-      <w:r>
-        <w:rPr>
-          <w:rFonts w:hint="eastAsia"/>
-        </w:rPr>
-        <w:t xml:space="preserve">  sub_df &lt;- sub_df %&gt;%</w:t>
+        <w:t xml:space="preserve">  sub_df &lt;- sub_df %&gt;% </w:t>
       </w:r>
     </w:p>
     <w:p>
@@ -816,19 +822,6 @@
         <w:rPr>
           <w:rFonts w:hint="eastAsia"/>
         </w:rPr>
-        <w:t xml:space="preserve">    # 替换包含 HTML 上下标的列名</w:t>
-      </w:r>
-    </w:p>
-    <w:p>
-      <w:pPr>
-        <w:rPr>
-          <w:rFonts w:hint="eastAsia"/>
-        </w:rPr>
-      </w:pPr>
-      <w:r>
-        <w:rPr>
-          <w:rFonts w:hint="eastAsia"/>
-        </w:rPr>
         <w:t xml:space="preserve">    colnames(x_features) &lt;- sapply(colnames(x_features), function(x) ifelse(x %in% names(label_map), label_map[x], x))</w:t>
       </w:r>
     </w:p>
@@ -855,19 +848,6 @@
         <w:rPr>
           <w:rFonts w:hint="eastAsia"/>
         </w:rPr>
-        <w:t xml:space="preserve">    # 训练 XGBoost 模型</w:t>
-      </w:r>
-    </w:p>
-    <w:p>
-      <w:pPr>
-        <w:rPr>
-          <w:rFonts w:hint="eastAsia"/>
-        </w:rPr>
-      </w:pPr>
-      <w:r>
-        <w:rPr>
-          <w:rFonts w:hint="eastAsia"/>
-        </w:rPr>
         <w:t xml:space="preserve">    dtrain &lt;- xgb.DMatrix(data = x_features, label = y_target)</w:t>
       </w:r>
     </w:p>
@@ -933,19 +913,6 @@
         <w:rPr>
           <w:rFonts w:hint="eastAsia"/>
         </w:rPr>
-        <w:t xml:space="preserve">    # 计算 R² 和 RMSE</w:t>
-      </w:r>
-    </w:p>
-    <w:p>
-      <w:pPr>
-        <w:rPr>
-          <w:rFonts w:hint="eastAsia"/>
-        </w:rPr>
-      </w:pPr>
-      <w:r>
-        <w:rPr>
-          <w:rFonts w:hint="eastAsia"/>
-        </w:rPr>
         <w:t xml:space="preserve">    pred_y &lt;- predict(xgb_model, x_features)</w:t>
       </w:r>
     </w:p>
@@ -998,19 +965,6 @@
         <w:rPr>
           <w:rFonts w:hint="eastAsia"/>
         </w:rPr>
-        <w:t xml:space="preserve">    # 准备 SHAP 数据</w:t>
-      </w:r>
-    </w:p>
-    <w:p>
-      <w:pPr>
-        <w:rPr>
-          <w:rFonts w:hint="eastAsia"/>
-        </w:rPr>
-      </w:pPr>
-      <w:r>
-        <w:rPr>
-          <w:rFonts w:hint="eastAsia"/>
-        </w:rPr>
         <w:t xml:space="preserve">    shap_long &lt;- shap.prep(xgb_model = xgb_model, X_train = x_features)</w:t>
       </w:r>
     </w:p>
@@ -1050,189 +1004,20 @@
         <w:rPr>
           <w:rFonts w:hint="eastAsia"/>
         </w:rPr>
-        <w:t xml:space="preserve">    # ==================================================</w:t>
-      </w:r>
-    </w:p>
-    <w:p>
-      <w:pPr>
-        <w:rPr>
-          <w:rFonts w:hint="eastAsia"/>
-        </w:rPr>
-      </w:pPr>
-      <w:r>
-        <w:rPr>
-          <w:rFonts w:hint="eastAsia"/>
-        </w:rPr>
-        <w:t xml:space="preserve">    # ★★★ 提取并计算正负向驱动 ★★★</w:t>
-      </w:r>
-    </w:p>
-    <w:p>
-      <w:pPr>
-        <w:rPr>
-          <w:rFonts w:hint="eastAsia"/>
-        </w:rPr>
-      </w:pPr>
-      <w:r>
-        <w:rPr>
-          <w:rFonts w:hint="eastAsia"/>
-        </w:rPr>
-        <w:t xml:space="preserve">    # ==================================================</w:t>
-      </w:r>
-    </w:p>
-    <w:p>
-      <w:pPr>
-        <w:rPr>
-          <w:rFonts w:hint="eastAsia"/>
-        </w:rPr>
-      </w:pPr>
-      <w:r>
-        <w:rPr>
-          <w:rFonts w:hint="eastAsia"/>
-        </w:rPr>
-        <w:t xml:space="preserve">    shap_direction &lt;- shap_long %&gt;%</w:t>
-      </w:r>
-    </w:p>
-    <w:p>
-      <w:pPr>
-        <w:rPr>
-          <w:rFonts w:hint="eastAsia"/>
-        </w:rPr>
-      </w:pPr>
-      <w:r>
-        <w:rPr>
-          <w:rFonts w:hint="eastAsia"/>
-        </w:rPr>
-        <w:t xml:space="preserve">      group_by(variable) %&gt;%</w:t>
-      </w:r>
-    </w:p>
-    <w:p>
-      <w:pPr>
-        <w:rPr>
-          <w:rFonts w:hint="eastAsia"/>
-        </w:rPr>
-      </w:pPr>
-      <w:r>
-        <w:rPr>
-          <w:rFonts w:hint="eastAsia"/>
-        </w:rPr>
-        <w:t xml:space="preserve">      summarise(</w:t>
-      </w:r>
-    </w:p>
-    <w:p>
-      <w:pPr>
-        <w:rPr>
-          <w:rFonts w:hint="eastAsia"/>
-        </w:rPr>
-      </w:pPr>
-      <w:r>
-        <w:rPr>
-          <w:rFonts w:hint="eastAsia"/>
-        </w:rPr>
-        <w:t xml:space="preserve">        Mean_Abs_SHAP = mean(abs(value), na.rm = TRUE),</w:t>
-      </w:r>
-    </w:p>
-    <w:p>
-      <w:pPr>
-        <w:rPr>
-          <w:rFonts w:hint="eastAsia"/>
-        </w:rPr>
-      </w:pPr>
-      <w:r>
-        <w:rPr>
-          <w:rFonts w:hint="eastAsia"/>
-        </w:rPr>
-        <w:t xml:space="preserve">        Cor_Feature_SHAP = cor(rfvalue, value, method = "spearman", use = "complete.obs")</w:t>
-      </w:r>
-    </w:p>
-    <w:p>
-      <w:pPr>
-        <w:rPr>
-          <w:rFonts w:hint="eastAsia"/>
-        </w:rPr>
-      </w:pPr>
-      <w:r>
-        <w:rPr>
-          <w:rFonts w:hint="eastAsia"/>
-        </w:rPr>
-        <w:t xml:space="preserve">      ) %&gt;%</w:t>
-      </w:r>
-    </w:p>
-    <w:p>
-      <w:pPr>
-        <w:rPr>
-          <w:rFonts w:hint="eastAsia"/>
-        </w:rPr>
-      </w:pPr>
-      <w:r>
-        <w:rPr>
-          <w:rFonts w:hint="eastAsia"/>
-        </w:rPr>
-        <w:t xml:space="preserve">      mutate(</w:t>
-      </w:r>
-    </w:p>
-    <w:p>
-      <w:pPr>
-        <w:rPr>
-          <w:rFonts w:hint="eastAsia"/>
-        </w:rPr>
-      </w:pPr>
-      <w:r>
-        <w:rPr>
-          <w:rFonts w:hint="eastAsia"/>
-        </w:rPr>
-        <w:t xml:space="preserve">        Gradient = grad,</w:t>
-      </w:r>
-    </w:p>
-    <w:p>
-      <w:pPr>
-        <w:rPr>
-          <w:rFonts w:hint="eastAsia"/>
-        </w:rPr>
-      </w:pPr>
-      <w:r>
-        <w:rPr>
-          <w:rFonts w:hint="eastAsia"/>
-        </w:rPr>
-        <w:t xml:space="preserve">        Gene = target_gene,</w:t>
-      </w:r>
-    </w:p>
-    <w:p>
-      <w:pPr>
-        <w:rPr>
-          <w:rFonts w:hint="eastAsia"/>
-        </w:rPr>
-      </w:pPr>
-      <w:r>
-        <w:rPr>
-          <w:rFonts w:hint="eastAsia"/>
-        </w:rPr>
-        <w:t xml:space="preserve">        Driving_Direction = ifelse(Cor_Feature_SHAP &gt; 0, "Positive (+)", "Negative (-)")</w:t>
-      </w:r>
-    </w:p>
-    <w:p>
-      <w:pPr>
-        <w:rPr>
-          <w:rFonts w:hint="eastAsia"/>
-        </w:rPr>
-      </w:pPr>
-      <w:r>
-        <w:rPr>
-          <w:rFonts w:hint="eastAsia"/>
-        </w:rPr>
-        <w:t xml:space="preserve">      ) %&gt;%</w:t>
-      </w:r>
-    </w:p>
-    <w:p>
-      <w:pPr>
-        <w:rPr>
-          <w:rFonts w:hint="eastAsia"/>
-        </w:rPr>
-      </w:pPr>
-      <w:r>
-        <w:rPr>
-          <w:rFonts w:hint="eastAsia"/>
-        </w:rPr>
-        <w:t xml:space="preserve">      arrange(desc(Mean_Abs_SHAP))</w:t>
+        <w:t xml:space="preserve">    shap_imp &lt;- data.frame(Feature = names(shap_values$mean_shap_score), Importance = shap_values$mean_shap_score)</w:t>
+      </w:r>
+    </w:p>
+    <w:p>
+      <w:pPr>
+        <w:rPr>
+          <w:rFonts w:hint="eastAsia"/>
+        </w:rPr>
+      </w:pPr>
+      <w:r>
+        <w:rPr>
+          <w:rFonts w:hint="eastAsia"/>
+        </w:rPr>
+        <w:t xml:space="preserve">    shap_imp$Feature &lt;- factor(shap_imp$Feature, levels = rev(names(shap_values$mean_shap_score)))</w:t>
       </w:r>
     </w:p>
     <w:p>
@@ -1258,20 +1043,163 @@
         <w:rPr>
           <w:rFonts w:hint="eastAsia"/>
         </w:rPr>
-        <w:t xml:space="preserve">    shap_summary_list[[grad]] &lt;- shap_direction</w:t>
-      </w:r>
-    </w:p>
-    <w:p>
-      <w:pPr>
-        <w:rPr>
-          <w:rFonts w:hint="eastAsia"/>
-        </w:rPr>
-      </w:pPr>
-      <w:r>
-        <w:rPr>
-          <w:rFonts w:hint="eastAsia"/>
-        </w:rPr>
-        <w:t xml:space="preserve">    # ==================================================</w:t>
+        <w:t xml:space="preserve">    p_bar &lt;- ggplot(shap_imp, aes(x = Importance, y = Feature)) +</w:t>
+      </w:r>
+    </w:p>
+    <w:p>
+      <w:pPr>
+        <w:rPr>
+          <w:rFonts w:hint="eastAsia"/>
+        </w:rPr>
+      </w:pPr>
+      <w:r>
+        <w:rPr>
+          <w:rFonts w:hint="eastAsia"/>
+        </w:rPr>
+        <w:t xml:space="preserve">      geom_col(fill = "#3498db", width = 0.65, alpha = 0.85) +</w:t>
+      </w:r>
+    </w:p>
+    <w:p>
+      <w:pPr>
+        <w:rPr>
+          <w:rFonts w:hint="eastAsia"/>
+        </w:rPr>
+      </w:pPr>
+      <w:r>
+        <w:rPr>
+          <w:rFonts w:hint="eastAsia"/>
+        </w:rPr>
+        <w:t xml:space="preserve">      labs(title = paste0(grad, "\nFeature Importance"),</w:t>
+      </w:r>
+    </w:p>
+    <w:p>
+      <w:pPr>
+        <w:rPr>
+          <w:rFonts w:hint="eastAsia"/>
+        </w:rPr>
+      </w:pPr>
+      <w:r>
+        <w:rPr>
+          <w:rFonts w:hint="eastAsia"/>
+        </w:rPr>
+        <w:t xml:space="preserve">           subtitle = sprintf("Model Fit: R² = %.3f, RMSE = %.3f", r2_val, rmse_val),</w:t>
+      </w:r>
+    </w:p>
+    <w:p>
+      <w:pPr>
+        <w:rPr>
+          <w:rFonts w:hint="eastAsia"/>
+        </w:rPr>
+      </w:pPr>
+      <w:r>
+        <w:rPr>
+          <w:rFonts w:hint="eastAsia"/>
+        </w:rPr>
+        <w:t xml:space="preserve">           x = "Mean |SHAP Value| (Impact on Log-Output)", y = NULL) +</w:t>
+      </w:r>
+    </w:p>
+    <w:p>
+      <w:pPr>
+        <w:rPr>
+          <w:rFonts w:hint="eastAsia"/>
+        </w:rPr>
+      </w:pPr>
+      <w:r>
+        <w:rPr>
+          <w:rFonts w:hint="eastAsia"/>
+        </w:rPr>
+        <w:t xml:space="preserve">      theme_bw(base_size = 14) +</w:t>
+      </w:r>
+    </w:p>
+    <w:p>
+      <w:pPr>
+        <w:rPr>
+          <w:rFonts w:hint="eastAsia"/>
+        </w:rPr>
+      </w:pPr>
+      <w:r>
+        <w:rPr>
+          <w:rFonts w:hint="eastAsia"/>
+        </w:rPr>
+        <w:t xml:space="preserve">      theme(</w:t>
+      </w:r>
+    </w:p>
+    <w:p>
+      <w:pPr>
+        <w:rPr>
+          <w:rFonts w:hint="eastAsia"/>
+        </w:rPr>
+      </w:pPr>
+      <w:r>
+        <w:rPr>
+          <w:rFonts w:hint="eastAsia"/>
+        </w:rPr>
+        <w:t xml:space="preserve">        plot.title = element_text(face = "bold", size = 14, color = "#2c3e50"),</w:t>
+      </w:r>
+    </w:p>
+    <w:p>
+      <w:pPr>
+        <w:rPr>
+          <w:rFonts w:hint="eastAsia"/>
+        </w:rPr>
+      </w:pPr>
+      <w:r>
+        <w:rPr>
+          <w:rFonts w:hint="eastAsia"/>
+        </w:rPr>
+        <w:t xml:space="preserve">        plot.subtitle = element_text(face = "italic", color = "grey30", size = 11),</w:t>
+      </w:r>
+    </w:p>
+    <w:p>
+      <w:pPr>
+        <w:rPr>
+          <w:rFonts w:hint="eastAsia"/>
+        </w:rPr>
+      </w:pPr>
+      <w:r>
+        <w:rPr>
+          <w:rFonts w:hint="eastAsia"/>
+        </w:rPr>
+        <w:t xml:space="preserve">        axis.text.y = element_markdown(face = "bold", color = "black", size = 12),</w:t>
+      </w:r>
+    </w:p>
+    <w:p>
+      <w:pPr>
+        <w:rPr>
+          <w:rFonts w:hint="eastAsia"/>
+        </w:rPr>
+      </w:pPr>
+      <w:r>
+        <w:rPr>
+          <w:rFonts w:hint="eastAsia"/>
+        </w:rPr>
+        <w:t xml:space="preserve">        axis.title.x = element_text(face = "bold", size = 11),</w:t>
+      </w:r>
+    </w:p>
+    <w:p>
+      <w:pPr>
+        <w:rPr>
+          <w:rFonts w:hint="eastAsia"/>
+        </w:rPr>
+      </w:pPr>
+      <w:r>
+        <w:rPr>
+          <w:rFonts w:hint="eastAsia"/>
+        </w:rPr>
+        <w:t xml:space="preserve">        panel.grid.major.y = element_blank()</w:t>
+      </w:r>
+    </w:p>
+    <w:p>
+      <w:pPr>
+        <w:rPr>
+          <w:rFonts w:hint="eastAsia"/>
+        </w:rPr>
+      </w:pPr>
+      <w:r>
+        <w:rPr>
+          <w:rFonts w:hint="eastAsia"/>
+        </w:rPr>
+        <w:t xml:space="preserve">      )</w:t>
       </w:r>
     </w:p>
     <w:p>
@@ -1297,33 +1225,163 @@
         <w:rPr>
           <w:rFonts w:hint="eastAsia"/>
         </w:rPr>
-        <w:t xml:space="preserve">    # 提取重要性排序并反转因子层级</w:t>
-      </w:r>
-    </w:p>
-    <w:p>
-      <w:pPr>
-        <w:rPr>
-          <w:rFonts w:hint="eastAsia"/>
-        </w:rPr>
-      </w:pPr>
-      <w:r>
-        <w:rPr>
-          <w:rFonts w:hint="eastAsia"/>
-        </w:rPr>
-        <w:t xml:space="preserve">    shap_imp &lt;- data.frame(Feature = names(shap_values$mean_shap_score), Importance = shap_values$mean_shap_score)</w:t>
-      </w:r>
-    </w:p>
-    <w:p>
-      <w:pPr>
-        <w:rPr>
-          <w:rFonts w:hint="eastAsia"/>
-        </w:rPr>
-      </w:pPr>
-      <w:r>
-        <w:rPr>
-          <w:rFonts w:hint="eastAsia"/>
-        </w:rPr>
-        <w:t xml:space="preserve">    shap_imp$Feature &lt;- factor(shap_imp$Feature, levels = rev(names(shap_values$mean_shap_score)))</w:t>
+        <w:t xml:space="preserve">    p_bee &lt;- shap.plot.summary(shap_long) +</w:t>
+      </w:r>
+    </w:p>
+    <w:p>
+      <w:pPr>
+        <w:rPr>
+          <w:rFonts w:hint="eastAsia"/>
+        </w:rPr>
+      </w:pPr>
+      <w:r>
+        <w:rPr>
+          <w:rFonts w:hint="eastAsia"/>
+        </w:rPr>
+        <w:t xml:space="preserve">      labs(title = "\nSHAP Driving Patterns", x = "SHAP Value (Impact on Log-Output)") +</w:t>
+      </w:r>
+    </w:p>
+    <w:p>
+      <w:pPr>
+        <w:rPr>
+          <w:rFonts w:hint="eastAsia"/>
+        </w:rPr>
+      </w:pPr>
+      <w:r>
+        <w:rPr>
+          <w:rFonts w:hint="eastAsia"/>
+        </w:rPr>
+        <w:t xml:space="preserve">      theme_bw(base_size = 14) +</w:t>
+      </w:r>
+    </w:p>
+    <w:p>
+      <w:pPr>
+        <w:rPr>
+          <w:rFonts w:hint="eastAsia"/>
+        </w:rPr>
+      </w:pPr>
+      <w:r>
+        <w:rPr>
+          <w:rFonts w:hint="eastAsia"/>
+        </w:rPr>
+        <w:t xml:space="preserve">      theme(</w:t>
+      </w:r>
+    </w:p>
+    <w:p>
+      <w:pPr>
+        <w:rPr>
+          <w:rFonts w:hint="eastAsia"/>
+        </w:rPr>
+      </w:pPr>
+      <w:r>
+        <w:rPr>
+          <w:rFonts w:hint="eastAsia"/>
+        </w:rPr>
+        <w:t xml:space="preserve">        plot.title = element_text(face = "bold", size = 14, color = "#2c3e50"),</w:t>
+      </w:r>
+    </w:p>
+    <w:p>
+      <w:pPr>
+        <w:rPr>
+          <w:rFonts w:hint="eastAsia"/>
+        </w:rPr>
+      </w:pPr>
+      <w:r>
+        <w:rPr>
+          <w:rFonts w:hint="eastAsia"/>
+        </w:rPr>
+        <w:t xml:space="preserve">        axis.text.y = element_blank(), axis.ticks.y = element_blank(), axis.title.y = element_blank(),</w:t>
+      </w:r>
+    </w:p>
+    <w:p>
+      <w:pPr>
+        <w:rPr>
+          <w:rFonts w:hint="eastAsia"/>
+        </w:rPr>
+      </w:pPr>
+      <w:r>
+        <w:rPr>
+          <w:rFonts w:hint="eastAsia"/>
+        </w:rPr>
+        <w:t xml:space="preserve">        axis.title.x = element_text(face = "bold", size = 11),</w:t>
+      </w:r>
+    </w:p>
+    <w:p>
+      <w:pPr>
+        <w:rPr>
+          <w:rFonts w:hint="eastAsia"/>
+        </w:rPr>
+      </w:pPr>
+      <w:r>
+        <w:rPr>
+          <w:rFonts w:hint="eastAsia"/>
+        </w:rPr>
+        <w:t xml:space="preserve">        legend.position = "right",</w:t>
+      </w:r>
+    </w:p>
+    <w:p>
+      <w:pPr>
+        <w:rPr>
+          <w:rFonts w:hint="eastAsia"/>
+        </w:rPr>
+      </w:pPr>
+      <w:r>
+        <w:rPr>
+          <w:rFonts w:hint="eastAsia"/>
+        </w:rPr>
+        <w:t xml:space="preserve">        legend.direction = "vertical",</w:t>
+      </w:r>
+    </w:p>
+    <w:p>
+      <w:pPr>
+        <w:rPr>
+          <w:rFonts w:hint="eastAsia"/>
+        </w:rPr>
+      </w:pPr>
+      <w:r>
+        <w:rPr>
+          <w:rFonts w:hint="eastAsia"/>
+        </w:rPr>
+        <w:t xml:space="preserve">        legend.title = element_text(face = "bold", size = 11, angle = 90, hjust = 0.5),</w:t>
+      </w:r>
+    </w:p>
+    <w:p>
+      <w:pPr>
+        <w:rPr>
+          <w:rFonts w:hint="eastAsia"/>
+        </w:rPr>
+      </w:pPr>
+      <w:r>
+        <w:rPr>
+          <w:rFonts w:hint="eastAsia"/>
+        </w:rPr>
+        <w:t xml:space="preserve">        plot.margin = ggplot2::margin(t = 5, r = 10, b = 5, l = 0)</w:t>
+      </w:r>
+    </w:p>
+    <w:p>
+      <w:pPr>
+        <w:rPr>
+          <w:rFonts w:hint="eastAsia"/>
+        </w:rPr>
+      </w:pPr>
+      <w:r>
+        <w:rPr>
+          <w:rFonts w:hint="eastAsia"/>
+        </w:rPr>
+        <w:t xml:space="preserve">      ) +</w:t>
+      </w:r>
+    </w:p>
+    <w:p>
+      <w:pPr>
+        <w:rPr>
+          <w:rFonts w:hint="eastAsia"/>
+        </w:rPr>
+      </w:pPr>
+      <w:r>
+        <w:rPr>
+          <w:rFonts w:hint="eastAsia"/>
+        </w:rPr>
+        <w:t xml:space="preserve">      guides(color = guide_colorbar(title = "Feature Value", barheight = 6, barwidth = 1.2, title.position = "right"))</w:t>
       </w:r>
     </w:p>
     <w:p>
@@ -1349,176 +1407,7 @@
         <w:rPr>
           <w:rFonts w:hint="eastAsia"/>
         </w:rPr>
-        <w:t xml:space="preserve">    # 左图 (Panel 1)：经典标准柱状图</w:t>
-      </w:r>
-    </w:p>
-    <w:p>
-      <w:pPr>
-        <w:rPr>
-          <w:rFonts w:hint="eastAsia"/>
-        </w:rPr>
-      </w:pPr>
-      <w:r>
-        <w:rPr>
-          <w:rFonts w:hint="eastAsia"/>
-        </w:rPr>
-        <w:t xml:space="preserve">    p_bar &lt;- ggplot(shap_imp, aes(x = Importance, y = Feature)) +</w:t>
-      </w:r>
-    </w:p>
-    <w:p>
-      <w:pPr>
-        <w:rPr>
-          <w:rFonts w:hint="eastAsia"/>
-        </w:rPr>
-      </w:pPr>
-      <w:r>
-        <w:rPr>
-          <w:rFonts w:hint="eastAsia"/>
-        </w:rPr>
-        <w:t xml:space="preserve">      geom_col(fill = "#3498db", width = 0.65, alpha = 0.85) +</w:t>
-      </w:r>
-    </w:p>
-    <w:p>
-      <w:pPr>
-        <w:rPr>
-          <w:rFonts w:hint="eastAsia"/>
-        </w:rPr>
-      </w:pPr>
-      <w:r>
-        <w:rPr>
-          <w:rFonts w:hint="eastAsia"/>
-        </w:rPr>
-        <w:t xml:space="preserve">      labs(title = paste0(grad, "\nFeature Importance"),</w:t>
-      </w:r>
-    </w:p>
-    <w:p>
-      <w:pPr>
-        <w:rPr>
-          <w:rFonts w:hint="eastAsia"/>
-        </w:rPr>
-      </w:pPr>
-      <w:r>
-        <w:rPr>
-          <w:rFonts w:hint="eastAsia"/>
-        </w:rPr>
-        <w:t xml:space="preserve">           subtitle = sprintf("Model Fit: R² = %.3f, RMSE = %.3f", r2_val, rmse_val),</w:t>
-      </w:r>
-    </w:p>
-    <w:p>
-      <w:pPr>
-        <w:rPr>
-          <w:rFonts w:hint="eastAsia"/>
-        </w:rPr>
-      </w:pPr>
-      <w:r>
-        <w:rPr>
-          <w:rFonts w:hint="eastAsia"/>
-        </w:rPr>
-        <w:t xml:space="preserve">           x = "Mean |SHAP Value| (Impact on Log-Output)", y = NULL) +</w:t>
-      </w:r>
-    </w:p>
-    <w:p>
-      <w:pPr>
-        <w:rPr>
-          <w:rFonts w:hint="eastAsia"/>
-        </w:rPr>
-      </w:pPr>
-      <w:r>
-        <w:rPr>
-          <w:rFonts w:hint="eastAsia"/>
-        </w:rPr>
-        <w:t xml:space="preserve">      theme_bw(base_size = 14) +</w:t>
-      </w:r>
-    </w:p>
-    <w:p>
-      <w:pPr>
-        <w:rPr>
-          <w:rFonts w:hint="eastAsia"/>
-        </w:rPr>
-      </w:pPr>
-      <w:r>
-        <w:rPr>
-          <w:rFonts w:hint="eastAsia"/>
-        </w:rPr>
-        <w:t xml:space="preserve">      theme(</w:t>
-      </w:r>
-    </w:p>
-    <w:p>
-      <w:pPr>
-        <w:rPr>
-          <w:rFonts w:hint="eastAsia"/>
-        </w:rPr>
-      </w:pPr>
-      <w:r>
-        <w:rPr>
-          <w:rFonts w:hint="eastAsia"/>
-        </w:rPr>
-        <w:t xml:space="preserve">        plot.title = element_text(face = "bold", size = 14, color = "#2c3e50"),</w:t>
-      </w:r>
-    </w:p>
-    <w:p>
-      <w:pPr>
-        <w:rPr>
-          <w:rFonts w:hint="eastAsia"/>
-        </w:rPr>
-      </w:pPr>
-      <w:r>
-        <w:rPr>
-          <w:rFonts w:hint="eastAsia"/>
-        </w:rPr>
-        <w:t xml:space="preserve">        plot.subtitle = element_text(face = "italic", color = "grey30", size = 11),</w:t>
-      </w:r>
-    </w:p>
-    <w:p>
-      <w:pPr>
-        <w:rPr>
-          <w:rFonts w:hint="eastAsia"/>
-        </w:rPr>
-      </w:pPr>
-      <w:r>
-        <w:rPr>
-          <w:rFonts w:hint="eastAsia"/>
-        </w:rPr>
-        <w:t xml:space="preserve">        axis.text.y = element_markdown(face = "bold", color = "black", size = 12),</w:t>
-      </w:r>
-    </w:p>
-    <w:p>
-      <w:pPr>
-        <w:rPr>
-          <w:rFonts w:hint="eastAsia"/>
-        </w:rPr>
-      </w:pPr>
-      <w:r>
-        <w:rPr>
-          <w:rFonts w:hint="eastAsia"/>
-        </w:rPr>
-        <w:t xml:space="preserve">        axis.title.x = element_text(face = "bold", size = 11),</w:t>
-      </w:r>
-    </w:p>
-    <w:p>
-      <w:pPr>
-        <w:rPr>
-          <w:rFonts w:hint="eastAsia"/>
-        </w:rPr>
-      </w:pPr>
-      <w:r>
-        <w:rPr>
-          <w:rFonts w:hint="eastAsia"/>
-        </w:rPr>
-        <w:t xml:space="preserve">        panel.grid.major.y = element_blank()</w:t>
-      </w:r>
-    </w:p>
-    <w:p>
-      <w:pPr>
-        <w:rPr>
-          <w:rFonts w:hint="eastAsia"/>
-        </w:rPr>
-      </w:pPr>
-      <w:r>
-        <w:rPr>
-          <w:rFonts w:hint="eastAsia"/>
-        </w:rPr>
-        <w:t xml:space="preserve">      )</w:t>
+        <w:t xml:space="preserve">    combined_plot &lt;- p_bar + p_bee + plot_layout(widths = c(1, 1.2))</w:t>
       </w:r>
     </w:p>
     <w:p>
@@ -1544,228 +1433,33 @@
         <w:rPr>
           <w:rFonts w:hint="eastAsia"/>
         </w:rPr>
-        <w:t xml:space="preserve">    # 右图 (Panel 2)：SHAP 蜂群图</w:t>
-      </w:r>
-    </w:p>
-    <w:p>
-      <w:pPr>
-        <w:rPr>
-          <w:rFonts w:hint="eastAsia"/>
-        </w:rPr>
-      </w:pPr>
-      <w:r>
-        <w:rPr>
-          <w:rFonts w:hint="eastAsia"/>
-        </w:rPr>
-        <w:t xml:space="preserve">    p_bee &lt;- shap.plot.summary(shap_long) +</w:t>
-      </w:r>
-    </w:p>
-    <w:p>
-      <w:pPr>
-        <w:rPr>
-          <w:rFonts w:hint="eastAsia"/>
-        </w:rPr>
-      </w:pPr>
-      <w:r>
-        <w:rPr>
-          <w:rFonts w:hint="eastAsia"/>
-        </w:rPr>
-        <w:t xml:space="preserve">      labs(title = "\nSHAP Driving Patterns", x = "SHAP Value (Impact on Log-Output)") +</w:t>
-      </w:r>
-    </w:p>
-    <w:p>
-      <w:pPr>
-        <w:rPr>
-          <w:rFonts w:hint="eastAsia"/>
-        </w:rPr>
-      </w:pPr>
-      <w:r>
-        <w:rPr>
-          <w:rFonts w:hint="eastAsia"/>
-        </w:rPr>
-        <w:t xml:space="preserve">      theme_bw(base_size = 14) +</w:t>
-      </w:r>
-    </w:p>
-    <w:p>
-      <w:pPr>
-        <w:rPr>
-          <w:rFonts w:hint="eastAsia"/>
-        </w:rPr>
-      </w:pPr>
-      <w:r>
-        <w:rPr>
-          <w:rFonts w:hint="eastAsia"/>
-        </w:rPr>
-        <w:t xml:space="preserve">      theme(</w:t>
-      </w:r>
-    </w:p>
-    <w:p>
-      <w:pPr>
-        <w:rPr>
-          <w:rFonts w:hint="eastAsia"/>
-        </w:rPr>
-      </w:pPr>
-      <w:r>
-        <w:rPr>
-          <w:rFonts w:hint="eastAsia"/>
-        </w:rPr>
-        <w:t xml:space="preserve">        plot.title = element_text(face = "bold", size = 14, color = "#2c3e50"),</w:t>
-      </w:r>
-    </w:p>
-    <w:p>
-      <w:pPr>
-        <w:rPr>
-          <w:rFonts w:hint="eastAsia"/>
-        </w:rPr>
-      </w:pPr>
-      <w:r>
-        <w:rPr>
-          <w:rFonts w:hint="eastAsia"/>
-        </w:rPr>
-        <w:t xml:space="preserve">        axis.text.y = element_blank(), axis.ticks.y = element_blank(), axis.title.y = element_blank(),</w:t>
-      </w:r>
-    </w:p>
-    <w:p>
-      <w:pPr>
-        <w:rPr>
-          <w:rFonts w:hint="eastAsia"/>
-        </w:rPr>
-      </w:pPr>
-      <w:r>
-        <w:rPr>
-          <w:rFonts w:hint="eastAsia"/>
-        </w:rPr>
-        <w:t xml:space="preserve">        axis.title.x = element_text(face = "bold", size = 11),</w:t>
-      </w:r>
-    </w:p>
-    <w:p>
-      <w:pPr>
-        <w:rPr>
-          <w:rFonts w:hint="eastAsia"/>
-        </w:rPr>
-      </w:pPr>
-      <w:r>
-        <w:rPr>
-          <w:rFonts w:hint="eastAsia"/>
-        </w:rPr>
-        <w:t xml:space="preserve">        legend.position = "right",</w:t>
-      </w:r>
-    </w:p>
-    <w:p>
-      <w:pPr>
-        <w:rPr>
-          <w:rFonts w:hint="eastAsia"/>
-        </w:rPr>
-      </w:pPr>
-      <w:r>
-        <w:rPr>
-          <w:rFonts w:hint="eastAsia"/>
-        </w:rPr>
-        <w:t xml:space="preserve">        legend.direction = "vertical",</w:t>
-      </w:r>
-    </w:p>
-    <w:p>
-      <w:pPr>
-        <w:rPr>
-          <w:rFonts w:hint="eastAsia"/>
-        </w:rPr>
-      </w:pPr>
-      <w:r>
-        <w:rPr>
-          <w:rFonts w:hint="eastAsia"/>
-        </w:rPr>
-        <w:t xml:space="preserve">        legend.title = element_text(face = "bold", size = 11, angle = 90, hjust = 0.5),</w:t>
-      </w:r>
-    </w:p>
-    <w:p>
-      <w:pPr>
-        <w:rPr>
-          <w:rFonts w:hint="eastAsia"/>
-        </w:rPr>
-      </w:pPr>
-      <w:r>
-        <w:rPr>
-          <w:rFonts w:hint="eastAsia"/>
-        </w:rPr>
-        <w:t xml:space="preserve">        plot.margin = ggplot2::margin(t = 5, r = 10, b = 5, l = 0)</w:t>
-      </w:r>
-    </w:p>
-    <w:p>
-      <w:pPr>
-        <w:rPr>
-          <w:rFonts w:hint="eastAsia"/>
-        </w:rPr>
-      </w:pPr>
-      <w:r>
-        <w:rPr>
-          <w:rFonts w:hint="eastAsia"/>
-        </w:rPr>
-        <w:t xml:space="preserve">      ) +</w:t>
-      </w:r>
-    </w:p>
-    <w:p>
-      <w:pPr>
-        <w:rPr>
-          <w:rFonts w:hint="eastAsia"/>
-        </w:rPr>
-      </w:pPr>
-      <w:r>
-        <w:rPr>
-          <w:rFonts w:hint="eastAsia"/>
-        </w:rPr>
-        <w:t xml:space="preserve">      guides(color = guide_colorbar(title = "Feature Value", barheight = 6, barwidth = 1.2, title.position = "right"))</w:t>
-      </w:r>
-    </w:p>
-    <w:p>
-      <w:pPr>
-        <w:rPr>
-          <w:rFonts w:hint="eastAsia"/>
-        </w:rPr>
-      </w:pPr>
-      <w:r>
-        <w:rPr>
-          <w:rFonts w:hint="eastAsia"/>
-        </w:rPr>
-        <w:t xml:space="preserve">    </w:t>
-      </w:r>
-    </w:p>
-    <w:p>
-      <w:pPr>
-        <w:rPr>
-          <w:rFonts w:hint="eastAsia"/>
-        </w:rPr>
-      </w:pPr>
-      <w:r>
-        <w:rPr>
-          <w:rFonts w:hint="eastAsia"/>
-        </w:rPr>
-        <w:t xml:space="preserve">    # 拼接并保存</w:t>
-      </w:r>
-    </w:p>
-    <w:p>
-      <w:pPr>
-        <w:rPr>
-          <w:rFonts w:hint="eastAsia"/>
-        </w:rPr>
-      </w:pPr>
-      <w:r>
-        <w:rPr>
-          <w:rFonts w:hint="eastAsia"/>
-        </w:rPr>
-        <w:t xml:space="preserve">    combined_plot &lt;- p_bar + p_bee + plot_layout(widths = c(1, 1.2))</w:t>
-      </w:r>
-    </w:p>
-    <w:p>
-      <w:pPr>
-        <w:rPr>
-          <w:rFonts w:hint="eastAsia"/>
-        </w:rPr>
-      </w:pPr>
-      <w:r>
-        <w:rPr>
-          <w:rFonts w:hint="eastAsia"/>
-        </w:rPr>
-        <w:t xml:space="preserve">    </w:t>
+        <w:t xml:space="preserve">    # ---------------------------------------------------------</w:t>
+      </w:r>
+    </w:p>
+    <w:p>
+      <w:pPr>
+        <w:rPr>
+          <w:rFonts w:hint="eastAsia"/>
+        </w:rPr>
+      </w:pPr>
+      <w:r>
+        <w:rPr>
+          <w:rFonts w:hint="eastAsia"/>
+        </w:rPr>
+        <w:t xml:space="preserve">    # 【修改点 3】：保存文件名改为 nirS</w:t>
+      </w:r>
+    </w:p>
+    <w:p>
+      <w:pPr>
+        <w:rPr>
+          <w:rFonts w:hint="eastAsia"/>
+        </w:rPr>
+      </w:pPr>
+      <w:r>
+        <w:rPr>
+          <w:rFonts w:hint="eastAsia"/>
+        </w:rPr>
+        <w:t xml:space="preserve">    # ---------------------------------------------------------</w:t>
       </w:r>
     </w:p>
     <w:p>
@@ -1818,117 +1512,6 @@
           <w:rFonts w:hint="eastAsia"/>
         </w:rPr>
         <w:t xml:space="preserve">  }</w:t>
-      </w:r>
-    </w:p>
-    <w:p>
-      <w:pPr>
-        <w:rPr>
-          <w:rFonts w:hint="eastAsia"/>
-        </w:rPr>
-      </w:pPr>
-      <w:r>
-        <w:rPr>
-          <w:rFonts w:hint="eastAsia"/>
-        </w:rPr>
-        <w:t>}</w:t>
-      </w:r>
-    </w:p>
-    <w:p>
-      <w:pPr>
-        <w:rPr>
-          <w:rFonts w:hint="eastAsia"/>
-        </w:rPr>
-      </w:pPr>
-    </w:p>
-    <w:p>
-      <w:pPr>
-        <w:rPr>
-          <w:rFonts w:hint="eastAsia"/>
-        </w:rPr>
-      </w:pPr>
-      <w:r>
-        <w:rPr>
-          <w:rFonts w:hint="eastAsia"/>
-        </w:rPr>
-        <w:t># 循环结束后，保存提取出的正负驱动数值表</w:t>
-      </w:r>
-    </w:p>
-    <w:p>
-      <w:pPr>
-        <w:rPr>
-          <w:rFonts w:hint="eastAsia"/>
-        </w:rPr>
-      </w:pPr>
-      <w:r>
-        <w:rPr>
-          <w:rFonts w:hint="eastAsia"/>
-        </w:rPr>
-        <w:t>if (length(shap_summary_list) &gt; 0) {</w:t>
-      </w:r>
-    </w:p>
-    <w:p>
-      <w:pPr>
-        <w:rPr>
-          <w:rFonts w:hint="eastAsia"/>
-        </w:rPr>
-      </w:pPr>
-      <w:r>
-        <w:rPr>
-          <w:rFonts w:hint="eastAsia"/>
-        </w:rPr>
-        <w:t xml:space="preserve">  shap_summary_all &lt;- bind_rows(shap_summary_list)</w:t>
-      </w:r>
-    </w:p>
-    <w:p>
-      <w:pPr>
-        <w:rPr>
-          <w:rFonts w:hint="eastAsia"/>
-        </w:rPr>
-      </w:pPr>
-      <w:r>
-        <w:rPr>
-          <w:rFonts w:hint="eastAsia"/>
-        </w:rPr>
-        <w:t xml:space="preserve">  shap_summary_all$variable &lt;- gsub("&lt;[^&gt;]+&gt;", "", shap_summary_all$variable) </w:t>
-      </w:r>
-    </w:p>
-    <w:p>
-      <w:pPr>
-        <w:rPr>
-          <w:rFonts w:hint="eastAsia"/>
-        </w:rPr>
-      </w:pPr>
-      <w:r>
-        <w:rPr>
-          <w:rFonts w:hint="eastAsia"/>
-        </w:rPr>
-        <w:t xml:space="preserve">  csv_name &lt;- paste0(output_dir, "SHAP_Values_Direction_Summary_nirS.csv")</w:t>
-      </w:r>
-    </w:p>
-    <w:p>
-      <w:pPr>
-        <w:rPr>
-          <w:rFonts w:hint="eastAsia"/>
-        </w:rPr>
-      </w:pPr>
-      <w:r>
-        <w:rPr>
-          <w:rFonts w:hint="eastAsia"/>
-        </w:rPr>
-        <w:t xml:space="preserve">  write_csv(shap_summary_all, csv_name)</w:t>
-      </w:r>
-    </w:p>
-    <w:p>
-      <w:pPr>
-        <w:rPr>
-          <w:rFonts w:hint="eastAsia"/>
-        </w:rPr>
-      </w:pPr>
-      <w:r>
-        <w:rPr>
-          <w:rFonts w:hint="eastAsia"/>
-        </w:rPr>
-        <w:t xml:space="preserve">  cat("📊 数值读取完毕！精确的正负驱动数据表已保存至：\n", csv_name, "\n")</w:t>
       </w:r>
     </w:p>
     <w:p>
